--- a/docs/resume/Fung, Weng Fei - Resume - Central Grader or Tutor.v2.docx
+++ b/docs/resume/Fung, Weng Fei - Resume - Central Grader or Tutor.v2.docx
@@ -2291,7 +2291,7 @@
                       <w:sz w:val="21"/>
                       <w:szCs w:val="21"/>
                     </w:rPr>
-                    <w:t xml:space="preserve">Now on retainer. I am credited at https://www.exrx.net/People/Staff </w:t>
+                    <w:t xml:space="preserve">Now on retainer. I am credited at https://web.archive.org/web/20240508144100/https://exrx.net/People/Staff </w:t>
                   </w:r>
                   <w:r>
                     <w:rPr>
